--- a/docs/dar/Utsav_eClaims_DAR_Document_Management.docx
+++ b/docs/dar/Utsav_eClaims_DAR_Document_Management.docx
@@ -966,7 +966,7 @@
               <w:rPr>
                 <w:rFonts w:asciiTheme="majorHAnsi" w:hAnsiTheme="majorHAnsi"/>
               </w:rPr>
-              <w:t/>
+              <w:t>1.1</w:t>
             </w:r>
           </w:p>
         </w:tc>
@@ -991,7 +991,7 @@
               <w:rPr>
                 <w:rFonts w:asciiTheme="majorHAnsi" w:hAnsiTheme="majorHAnsi"/>
               </w:rPr>
-              <w:t/>
+              <w:t>30-10-2026</w:t>
             </w:r>
           </w:p>
         </w:tc>
@@ -1016,7 +1016,7 @@
               <w:rPr>
                 <w:rFonts w:asciiTheme="majorHAnsi" w:hAnsiTheme="majorHAnsi"/>
               </w:rPr>
-              <w:t/>
+              <w:t>Utsav Verma</w:t>
             </w:r>
           </w:p>
         </w:tc>
@@ -1041,7 +1041,7 @@
               <w:rPr>
                 <w:rFonts w:asciiTheme="majorHAnsi" w:hAnsiTheme="majorHAnsi"/>
               </w:rPr>
-              <w:t/>
+              <w:t>Aligned with SAD v2.0: received messages and email replies in the communications archive; signed declarations and settlement acceptances stored as claim documents; SAD reference updated to v2.0</w:t>
             </w:r>
           </w:p>
         </w:tc>
@@ -10224,7 +10224,7 @@
         </w:numPr>
       </w:pPr>
       <w:r>
-        <w:t>Every customer communication — channel, recipient, time and the rendered message — stored as an object in the communications bucket, with its notification record in PostgreSQL.</w:t>
+        <w:t>Every customer communication, sent or received — channel, sender, recipient, time and the message, including replies in the portal or the app and email replies through SES inbound — stored as an object in the communications bucket, with its record in PostgreSQL. Signed claim declarations and settlement acceptances (SAD v2.0) are generated PDFs stored in the claim-documents bucket like any other claim document, with their SHA-256 digests and an audit-trail record of the signature.</w:t>
       </w:r>
     </w:p>
     <w:p>
@@ -11293,7 +11293,7 @@
         </w:numPr>
       </w:pPr>
       <w:r>
-        <w:t>eClaims Solution Approach Document (SAD) v1.8 — docs/sad/solution-approach-document.md</w:t>
+        <w:t>eClaims Solution Approach Document (SAD) v2.0 — docs/sad/solution-approach-document.md</w:t>
       </w:r>
     </w:p>
     <w:p>
